--- a/example_articles/states/Illinois/3.states_Illinois_New_York_Times.docx
+++ b/example_articles/states/Illinois/3.states_Illinois_New_York_Times.docx
@@ -27,17 +27,17 @@
     </w:p>
     <w:p>
       <w:r>
-        <w:t>Source File: NYT/51.DOCX</w:t>
+        <w:t>Source file: NYT/51.DOCX</w:t>
       </w:r>
     </w:p>
     <w:p>
       <w:r>
-        <w:t>Raw locations result: ['Illinois']</w:t>
+        <w:t>Raw locations result, 'locations': ['Illinois']</w:t>
       </w:r>
     </w:p>
     <w:p>
       <w:r>
-        <w:t>states_stand_flat (Standardized): Illinois</w:t>
+        <w:t>Standardized locations result, 'states_stand_flat': Illinois</w:t>
       </w:r>
     </w:p>
     <w:p>

--- a/example_articles/states/Illinois/3.states_Illinois_New_York_Times.docx
+++ b/example_articles/states/Illinois/3.states_Illinois_New_York_Times.docx
@@ -7,7 +7,7 @@
         <w:pStyle w:val="Heading1"/>
       </w:pPr>
       <w:r>
-        <w:t>Violent Desires</w:t>
+        <w:t>The Town That Pullman Built</w:t>
       </w:r>
     </w:p>
     <w:p>
@@ -17,12 +17,12 @@
     </w:p>
     <w:p>
       <w:r>
-        <w:t>Date: 1990-11-18</w:t>
+        <w:t>Date: 1990-08-12</w:t>
       </w:r>
     </w:p>
     <w:p>
       <w:r>
-        <w:t>Section: Section 7;; Section 7; Page 24; Column 3; Book Review Desk; Column 3;; Review</w:t>
+        <w:t>Section: Section 5; Page 24, Column 1; Travel Desk</w:t>
       </w:r>
     </w:p>
     <w:p>
@@ -49,100 +49,69 @@
     </w:p>
     <w:p>
       <w:r>
-        <w:t>NEAR CHANGES</w:t>
+        <w:t>Preserved first by benign neglect and now by design, the red-brick company town of Pullman, Ill., on the outskirts of Chicago, offers the visitor a revealing course in late-19th-century industrial paternalism. Though this is textbook social history, Pullman today is very much alive, a real place where people live - people proud of their community's past.</w:t>
         <w:br/>
-        <w:t>By Mona Van Duyn.</w:t>
+        <w:t>Built on the shore of Lake Calumet on Chicago's South Side in 1880 and 1881 by the sleeping-car magnate George Mortimer Pullman as a home for his Pullman Palace Car Company, the structures of this hierarchical community remain largely intact. Clustered mainly in a 16-block area, they center on the classically Victorian Hotel Florence, which Pullman named for one of his daughters, Florence Pullman Lowden, whose husband later became president of the Pullman Company and Governor of Illinois.</w:t>
         <w:br/>
-        <w:t>69 pp. New York: Alfred A. Knopf. $18.95.</w:t>
+        <w:t>In 1975, by then sadly deteriorated, the Florence was acquired by the Historic Pullman Foundation, organized two years earlier to promote the preservation and rehabilitation of the town. Largely restored today, the Florence is the home for the Foundation, and the primary focus for its efforts. It is also a good place to get a hearty meal - and to start a walking tour of Pullman.</w:t>
+        <w:br/>
+        <w:t>A four-story brick building in the Queen Anne style, distinguished by a roof busy with gables and dormers, the 70-room hotel is surrounded on three sides by a wide veranda, its intricate woodwork painted two tones of green - the standard Pullman color scheme, which many residents have recently been using when restoring their homes.</w:t>
+        <w:br/>
+        <w:t>Inside, the Florence is rich with dark woods and the patina of age. The parlor - with a carved wood fireplace over which hangs a portrait of George M. Pullman, two huge floor-to-ceiling mirrors, a pressed tin ceiling and a large bay, bright and cheerful, looking out onto the veranda - now serves as an additional dining room. On the stairway landing and over the fireplace in the original dining room is colorful stained glass.</w:t>
+        <w:br/>
+        <w:t>Some of the second-floor rooms are open as exhibits. Room 8, for instance, is set up as a typical guest room, with light wood molding and furniture that has been in the hotel since its opening in 1881. In the northwest corner is Pullman's private suite - parlor, bedroom, bathroom and butler's closet - used when he chose not to return to his home on Prairie Avenue in Chicago. Furnishings include a mahogany four-poster bed, huge and ornate and - in the parlor, which has a fireplace faced in carved wood - a secretary and red plush couch.</w:t>
+        <w:br/>
+        <w:t>Pullman today is a comfortable, middle-class, almost somnolent residential community. From the south veranda of the Florence, visitors can look across Arcade Park to Arcade Row, a dozen substantial houses on 112th Street designed for company officials - Foremen's Row on St. Lawrence Avenue and where 112th and St. Lawrence intersect Green Stone Church and Parsonage, built in Gothic style of green-tinged serpentine rock, sometimes called ''frog stone.'' Catercorner is the Greystone Mansion, unusual, as is the church, in not being brick, where a succession of town doctors lived.</w:t>
+        <w:br/>
+        <w:t>On streets off the park are houses for employees of lower stations: ''workers' cottages,'' really two- and three-story row houses, along Champlain Avenue and, most remote and most modest, the ''block houses'' and three-flat ''grand villa housing'' on Langley for single men and young families.</w:t>
+        <w:br/>
+        <w:t>Just to the north of the residential area stand the remaining factories - some of the erecting shops and, most notably, the striking administration building and clock tower. (The State Legislature recently voted funds to acquire these structures from Perlow Steel, their current owner, as the first step toward converting them into an Illinois transport and travel museum.) Right across 111th Street from the works in ''executive row'' are semidetached houses occupied by high-ranking officers.</w:t>
+        <w:br/>
+        <w:t>All this was the conception of Solon S. Beman, Pullman's Brooklyn-born architect, who created, at the remarkably young age of 27, a beautiful complex of complementary structures - factories, housing and public buildings - generally in the Romanesque Revival or Gothic mode, almost entirely of brick. The bricks were made by the Pullman Company from Lake Calumet clay; colors vary from red to orange because the composition changed as the excavation deepened.</w:t>
+        <w:br/>
+        <w:t>George M. Pullman is thought to have based his town on Sir Titus Salt's woolen-manufacturing Saltaire in northern England. Apparently Pullman's motives were less altruistic than Salt's, however. While Pullman provided better housing and services - sanitation, recreation, education - than were generally available to the working class at the time, making his employees happier and healthier seems to have been a secondary objective to making them more productive.</w:t>
+        <w:br/>
+        <w:t>And Pullman certainly gave nothing away; everything in his town, including the church, was geared to make a profit - 6 percent annually, the lowest he deemed acceptable. Rents were high, and so was the level of resentment. In addition to houses, parks and a hotel, Pullman supplied a library, school, hospital, community stable (still standing, its history given away by the horses, heads flanking the door) and shopping arcade - but no saloons, except the bar in the Florence, which was priced so high it was effectively the preserve of wealthy visitors. At its peak, Pullman's model town housed more than 12,000. Today the population of Pullman is roughly 2,800.</w:t>
+        <w:br/>
+        <w:t>The great Pullman strike of 1894 - a result, in part, of management's decision to cut wages without reducing rents - was the beginning of the end for Pullman as a company town, and for the kind of paternalism it represented. Then in 1898, the year after George M. Pullman's death, the Illinois Supreme Court ordered the town sold to its residents. In the early 1960's it almost disappeared entirely in favor of an industrial park.</w:t>
+        <w:br/>
+        <w:t>But the town's inhabitants - many of them third- and fourth-generation Pullmanites - turned back this plan, and the upswing began. In 1969 Pullman was recognized as an Illinois landmark and later as a National Landmark District.</w:t>
+        <w:br/>
+        <w:t>Right now Pullman is at that perfect point of preservation where - though amply enough interpreted so that any reasonably enterprising visitor can apprehend and appreciate its history - it hasn't become fossilized or prettified. The town is no Williamsburg but rather a modest, diverse community conscious of its rich past and going about its business.</w:t>
         <w:br/>
         <w:t xml:space="preserve"> </w:t>
         <w:br/>
-        <w:t>V.</w:t>
-        <w:br/>
-        <w:t>And Other Poems.</w:t>
-        <w:br/>
-        <w:t>By Tony Harrison.</w:t>
-        <w:br/>
-        <w:t>86 pp. New York: Farrar, Straus &amp; Giroux. $14.95.</w:t>
+        <w:t>A COMPANY TOWN</w:t>
         <w:br/>
         <w:t xml:space="preserve"> </w:t>
         <w:br/>
-        <w:t>THE WANT BONE</w:t>
+        <w:t>Getting There</w:t>
         <w:br/>
-        <w:t>By Robert Pinsky.</w:t>
-        <w:br/>
-        <w:t>70 pp. New York: The Ecco Press. $17.95.</w:t>
-        <w:br/>
-        <w:t>MONA VAN DUYN has a gift for making the ordinary appear strange and for turning a common situation into a metaphysical exploration. She is, as she says, a poet of "serious play" -- extravagant, large-spirited, querulous -- a John Donne of the postwar American suburbs who combines a breezy colloquial formalism with an underlying violence of feeling. Her most characteristic poems move on the wings of extended figuration, worrying metaphors into conceits and crackling with odd, humorous rhymes ("The world's perverse, / but it could be worse," she writes in "Sonnet for Minimalists") that belie their darker emotional depths. Inventiveness is both sword and shield; wit is her weapon and protection. She is a poet of "merciful disguises."</w:t>
-        <w:br/>
-        <w:t>"Near Changes," Ms. Van Duyn's seventh book, is a major addition to the corpus of her work. As in her previous collection "Letters from a Father" (1982), she explores the metaphorical possibilities and implications that inhere in daily life. For example, in "Glad Heart at the Supermarket" (a reversal of "A Sad Heart at the Supermarket" by Randall Jarrell) a regular jaunt to market becomes an investigation into questions of familiarity, abundance, exoticism and otherness. "First Trip Through the Automatic Carwash" provides the opportunity for a speculative meditation about immersion and strangeness, clarity and selfhood. The world condenses and blurs, but "at the last moment it lifts toward design":</w:t>
+        <w:t>About 13 miles from the Loop, Pullman is most readily reached from downtown Chicago by the Metra trains on the University Park line - the Metra Electric. Get off at the Pullman-111th Street stop, which is right across the street from the Hotel Florence. Some trains don't stop at Pullman; for these, the Kensington-115th stop is fine, though slightly less convenient to the Florence.</w:t>
         <w:br/>
         <w:t xml:space="preserve"> </w:t>
         <w:br/>
-        <w:t xml:space="preserve"> The heart makes its presence known, disheveled but whole,</w:t>
+        <w:t>Tours</w:t>
         <w:br/>
-        <w:t xml:space="preserve"> by jogging in place, lithely, at light's surprise.</w:t>
+        <w:t>Guided tours, $3.50, are offered on the first Sunday of each month from May through October. They include a multimedia show and entry to the Pullman Center (formerly a boarding house, later a Masonic lodge, then purchased by the Historic Pullman Foundation as a community meeting place), Green Stone Church and Hotel Florence.</w:t>
         <w:br/>
-        <w:t xml:space="preserve"> A hoot from behind makes her shift to self-control,</w:t>
+        <w:t>Private homes - different ones each year, selected as representative examples of either accurate restoration or thoughtful modernization - are open to the public on the second weekend of October from 11 A.M. to 5 P.M. Tours are $8 in advance and $10 the day of the tour. For reservations: Historic Pullman Foundation, 312-785-8181.</w:t>
         <w:br/>
-        <w:t xml:space="preserve"> and the muddle of everywhere falls on her clearing eyes.</w:t>
+        <w:t>Self-guided walking tour maps, are available at the Florence, which is open for touring only during meal hours.</w:t>
         <w:br/>
-        <w:t>In "Near Changes" Ms. Van Duyn is pre-eminently a poet of "married love," in her words, of wild feelings "doused" by custom, of outer calm and inner turmoil, of solitude and reconnection. " 'Love' is finding the familiar dear," she declares in "Late Loving:" and " 'In love' is to be taken by surprise." She speaks of assessments and reassessments, of possibly using up "the whole human supply of warmth on you / before I could think of others and digress," of chafing from proximity by day but all night long lying "like crescents of Velcro, / turning together till we re-adhere." In poems such as "Falling in Love at Sixty-Five," "Late Loving" and "The Block" -- virtually an entire novel condensed into 62 lines -- she writes with poignant vibrancy about the aging of a childless couple. These poems place her new work in the emotional vicinity of Jarrell's "Lost World."</w:t>
+        <w:t>Restaurant</w:t>
         <w:br/>
-        <w:t>For Ms. Van Duyn poetry is "death's antonym," the means of transport from the inner to the outer realms, a bridge to the other. As she puts it in "Memoir": "Art fixes the world I-to-eye." In "Near Changes" she has "fixed" her world with pathos and wit.</w:t>
+        <w:t>At the Florence, lunch is served Monday through Friday 11 A.M. to 2 P.M., offering soups, salads, hamburgers, sandwiches and specials for under $6; Saturday breakfast, 9 A.M. to 1 P.M., ample and very reasonable, and Sunday brunch, 10 A.M. to 3 P.M., featuring roast beef, chicken and cold salads along with the breakfast staples of eggs, sausage, bacon and corned beef hash, $8.95, $4.95 for children and $2.50 for toddlers). There's a cozy bar.</w:t>
         <w:br/>
-        <w:t>Tony Harrison combines a powerful social passion with a cool, almost classical mastery over the techniques of verse. No other contemporary British poet writes so forcefully about the problems of class and class warfare, about the complex contradictions of social mobility. It's as if one of the Latin poets had been updated with a working-class English background and a librettist's canny skills. As American readers discovered when his "Selected Poems" appeared here in 1987, Mr. Harrison's poems are by turns brash and abrasive, witty and satirical, bawdy, enraged, tender. Part of their effect comes from the way that he brings together a radically slang diction with a stringent sense of poetic form. The fury of his engagements is balanced by the icy precision of his rhyme schemes. The results are unforgettable.</w:t>
+        <w:t>Call 312-785-8900 for information or to make reservations for parties of seven or more. K. Z.</w:t>
         <w:br/>
-        <w:t>"V. and Other Poems" is divided into two sections: one British, one American. (Mr. Harrison splits his time between Newcastle-upon-Tyne and New York.) The title poem, 112 rhyming iambic pentameter quatrains, dominates the book. Published in England in 1985, "V." was turned into a documentary film for British television and stirred up an enormous political controversy. It crosses the ocean with a certain notoriety as what The Times of London called the "most publicized poem in modern history." One English newspaper called it "a torrent of four-letter filth" while another deemed it "the most outstanding social poem of the last twenty-five years."</w:t>
         <w:br/>
-        <w:t>"V." is set in a vandalized Leeds cemetery where the poet's parents are buried and where he, too, will someday rest, the family bard among "butcher, publican and baker." The graveyard, which stands above a worked-out mine, is littered with beer cans and graffitied with crude four-letter words. It has become a place where the disappointed fans of the Leeds United soccer team "reassert the glory of their team / by spraying words on tombstones." One rushed sprayer has filled every available space with a scrawl of V's. V then becomes the central metaphor of the poem.</w:t>
+        <w:t>Graphic</w:t>
+        <w:br/>
         <w:br/>
         <w:t xml:space="preserve"> </w:t>
         <w:br/>
-        <w:t xml:space="preserve"> These Vs are all the versuses of life</w:t>
-        <w:br/>
-        <w:t xml:space="preserve"> from LEEDS V DERBY , Black/White</w:t>
-        <w:br/>
-        <w:t xml:space="preserve"> and (as I've known to my cost) man v. wife,</w:t>
-        <w:br/>
-        <w:t xml:space="preserve"> Communist v. Fascist, Left v. Right,</w:t>
-        <w:br/>
-        <w:t xml:space="preserve"> </w:t>
-        <w:br/>
-        <w:t xml:space="preserve"> class v. class as bitter as before,</w:t>
-        <w:br/>
-        <w:t xml:space="preserve"> the unending violence of US and THEM ,</w:t>
-        <w:br/>
-        <w:t xml:space="preserve"> personified in 1984</w:t>
-        <w:br/>
-        <w:t xml:space="preserve"> by Coal Board MacGregor and the N.U.M.,</w:t>
-        <w:br/>
-        <w:br/>
-        <w:t xml:space="preserve"> Hindu/Sikh, soul/body, heart v. mind,</w:t>
-        <w:br/>
-        <w:t xml:space="preserve"> East/West, male/female, and the ground</w:t>
-        <w:br/>
-        <w:t xml:space="preserve"> these fixtures are fought out on's Man, resigned</w:t>
-        <w:br/>
-        <w:t xml:space="preserve"> to hope from his future what his past never found.</w:t>
-        <w:br/>
-        <w:t xml:space="preserve"> "V." gives flesh and blood to the conflicts and oppositions that are ripping the fabric of contemporary English society. It is an unflinching, profoundly useful poem about the divisions of language and class, race and gender, religion and politics. This poem demonstrates that the single letter V can also stand for a hard-earned artistic victory.</w:t>
-        <w:br/>
-        <w:t>The tutelary spirit of Robert Pinsky's fourth book of poems, "The Want Bone," is a shark's gaping jawbone mysteriously washed ashore. It arrives from the depths intact, uncrushed, an unstrung harp tasting and smelling of nothing. The beach has wiped it clean, but it nonetheless sounds the primal voice of longing:</w:t>
-        <w:br/>
-        <w:t xml:space="preserve"> </w:t>
-        <w:br/>
-        <w:t xml:space="preserve"> But O I love you it sings, my little my country</w:t>
-        <w:br/>
-        <w:t xml:space="preserve"> My food my parent my child I want you my own</w:t>
-        <w:br/>
-        <w:t xml:space="preserve"> My flower my fin my life my lightness my O.</w:t>
-        <w:br/>
-        <w:t xml:space="preserve"> What Saul Bellow's character Henderson the Rain King identifies as a disturbance in his heart, a voice inside him crying "I want! I want!," is developed by Mr. Pinsky into an almost metaphysical principle of the universe that determines being, a fundamental song of appetite and need with large, complex and ramifying consequences. Filling the emptiness with images from the heart ("the legendary muscle that wants and grieves") is a way of not letting the void swallow us. "The Want Bone" is especially keyed to our "immortal" longings, both to what separates and what connects us, to "the circle of desire, that aches to play / Or sings to hear the song passing."</w:t>
-        <w:br/>
-        <w:t>Mr. Pinsky is a poet of jazzlike improvisations and brooding civility, a tough reasonableness that jostles against the strangeness at the heart of social experience. Stylistically, he is like the diamond cutter, in his poem "Lament for the Makers," who listens to the Talmud on headphones while working under Palladian windows in a storm; he is like the catbird, in "At Pleasure Bay," that fills the night "with borrowed music that he melds and changes." His new book is more varied, and less autobiographical and essayistic, than his previous work. It consists of compressed portraits ("Exile," "An Old Man") and religious parables ("Visions of Daniel" and "From the Childhood of Jesus," based on apocrypha), rhyming lyrics ("Sonnet," "Icicles") and stately associative meditations in three-line stanzas ("The Hearts," "The Uncreation"). At the center is a weird, inventive prose piece, "Jesus and Isolt." Jesus comes down to earth in the form of a fantastic griffin and tells the Irish heroine Isolt about the political and religious factions of Judea; she tells him about the sensations of romantic love. Later, Tristram converts the griffin's tales of intrigue into poems of "lofty and stylized combat." Thus Jesus' pragmatic, ethical Jewish soul encounters the "passionate and self-defeating codes of romantic love and knightly combat."</w:t>
-        <w:br/>
-        <w:t>"The Want Bone" is about the conflicting and overlapping metaphysics of Judaism and Christianity, about history as an invisible presence, about the creative and destructive potential of the imagination, about the drives and powers that shape us and that we in turn transfigure into the emblems and artifacts of culture, into, say, weapons and songs, the strife and music of desire itself. It is Robert Pinsky's riskiest and most imaginative book of poems.</w:t>
+        <w:t>Photos: The Hotel Florence, built by George M. Pullman; Administration building of the Pullman Palace Car Company; Hotel Florence, interior; Foremen's Row, built for Pullman officials. (Photographs by Jack Spratt for The New York Times); Map of Illinois showing location of Pullman.</w:t>
       </w:r>
     </w:p>
     <w:sectPr>

--- a/example_articles/states/Illinois/3.states_Illinois_New_York_Times.docx
+++ b/example_articles/states/Illinois/3.states_Illinois_New_York_Times.docx
@@ -7,7 +7,7 @@
         <w:pStyle w:val="Heading1"/>
       </w:pPr>
       <w:r>
-        <w:t>The Town That Pullman Built</w:t>
+        <w:t>Andrew Bird Discovers His Inner Operatic Folkie</w:t>
       </w:r>
     </w:p>
     <w:p>
@@ -17,17 +17,17 @@
     </w:p>
     <w:p>
       <w:r>
-        <w:t>Date: 1990-08-12</w:t>
+        <w:t>Date: 2009-01-04</w:t>
       </w:r>
     </w:p>
     <w:p>
       <w:r>
-        <w:t>Section: Section 5; Page 24, Column 1; Travel Desk</w:t>
+        <w:t>Section: Section MM; Column 0; Magazine Desk; Pg. 20</w:t>
       </w:r>
     </w:p>
     <w:p>
       <w:r>
-        <w:t>Source file: NYT/51.DOCX</w:t>
+        <w:t>Source file: NYT/52.DOCX</w:t>
       </w:r>
     </w:p>
     <w:p>
@@ -49,61 +49,74 @@
     </w:p>
     <w:p>
       <w:r>
-        <w:t>Preserved first by benign neglect and now by design, the red-brick company town of Pullman, Ill., on the outskirts of Chicago, offers the visitor a revealing course in late-19th-century industrial paternalism. Though this is textbook social history, Pullman today is very much alive, a real place where people live - people proud of their community's past.</w:t>
+        <w:t>Andrew Bird hates rehearsing. He counts on the sense of peril that he gets onstage -- that feeling that everything can unravel in an instant -- to keep him inside his music and prevent him from succumbing to self-doubt. So last month, when Bird was preparing to go on tour with his new backing band, he decided that instead of practicing the songs from his new album, ''Noble Beast,'' they would play two surprise shows at the Hideout, a working-class-bar-cum-indie-rock-haven in a deserted industrial neighborhood in his hometown, Chicago.</w:t>
         <w:br/>
-        <w:t>Built on the shore of Lake Calumet on Chicago's South Side in 1880 and 1881 by the sleeping-car magnate George Mortimer Pullman as a home for his Pullman Palace Car Company, the structures of this hierarchical community remain largely intact. Clustered mainly in a 16-block area, they center on the classically Victorian Hotel Florence, which Pullman named for one of his daughters, Florence Pullman Lowden, whose husband later became president of the Pullman Company and Governor of Illinois.</w:t>
+        <w:t xml:space="preserve">  It was a ridiculously small venue for Bird. In September, he drew some 13,000 people to the open-air auditorium in Chicago's Millennium Park. The Hideout's official seating capacity is listed at 73, though a few hours before the doors opened one of the bar's owners told me, only half-jokingly, that the actual number depends on who's onstage. ''When Andrew plays,'' she said, ''we can squeeze in a lot more because so many of them are skinny girls with glasses.'' Word of the shows spread quickly; the Hideout had not even announced that Bird was going to be playing before the tickets were all gone.</w:t>
         <w:br/>
-        <w:t>In 1975, by then sadly deteriorated, the Florence was acquired by the Historic Pullman Foundation, organized two years earlier to promote the preservation and rehabilitation of the town. Largely restored today, the Florence is the home for the Foundation, and the primary focus for its efforts. It is also a good place to get a hearty meal - and to start a walking tour of Pullman.</w:t>
+        <w:t xml:space="preserve">  These recent shows notwithstanding, Bird doesn't perform that often in Chicago anymore: His manager and publicists don't want his base to take him for granted. There seemed to be little risk of that on the frigid Monday night in mid-December when Bird, who is pencil-thin with messy dark hair and sharp, angular features, stepped onto the stage of the Hideout in a wrinkled blue Oxford shirt and a thrift-shop blazer and promptly started whistling mellifluously into a microphone. The crowd -- plenty of skinny girls with glasses but also no shortage of unshaved young men in knit caps drinking Old Style beer in cans -- was soon bobbing and swaying to Bird's quirky, soulful melodies.</w:t>
         <w:br/>
-        <w:t>A four-story brick building in the Queen Anne style, distinguished by a roof busy with gables and dormers, the 70-room hotel is surrounded on three sides by a wide veranda, its intricate woodwork painted two tones of green - the standard Pullman color scheme, which many residents have recently been using when restoring their homes.</w:t>
+        <w:t xml:space="preserve">  Onstage, Bird was engaged in something of a musical high-wire act, whistling, singing and manically shifting from violin to guitar to glockenspiel. All the while, his feet were busy working the pedals of an electronic looping station that recorded and then played back his musical progressions in short intervals. He layered one musical passage on top of another, gradually nudging each song toward its crescendo.</w:t>
         <w:br/>
-        <w:t>Inside, the Florence is rich with dark woods and the patina of age. The parlor - with a carved wood fireplace over which hangs a portrait of George M. Pullman, two huge floor-to-ceiling mirrors, a pressed tin ceiling and a large bay, bright and cheerful, looking out onto the veranda - now serves as an additional dining room. On the stairway landing and over the fireplace in the original dining room is colorful stained glass.</w:t>
+        <w:t xml:space="preserve">  Bird's sound is not easy to categorize. His songs are swelling and orchestral, the legacy of years spent studying classical violin at Northwestern University's prestigious conservatory and elsewhere. He has been compared with the Irish rock singer Damien Rice, but Bird's sound is also distinctly American, part of a new wave of folk -- free folk, psych folk or freak folk, as it has variously been called -- that has grown in popularity in recent years. His songs have a pastoral, homespun feel, but they also have a darkness and emotional complexity not typically associated with folk rock.</w:t>
         <w:br/>
-        <w:t>Some of the second-floor rooms are open as exhibits. Room 8, for instance, is set up as a typical guest room, with light wood molding and furniture that has been in the hotel since its opening in 1881. In the northwest corner is Pullman's private suite - parlor, bedroom, bathroom and butler's closet - used when he chose not to return to his home on Prairie Avenue in Chicago. Furnishings include a mahogany four-poster bed, huge and ornate and - in the parlor, which has a fireplace faced in carved wood - a secretary and red plush couch.</w:t>
+        <w:t xml:space="preserve">  The Hideout shows represented a sort of special sendoff for Bird. Tours are nothing new for him, but most of the audience understood that this one was going to be different. Bird's label, Fat Possum, is expecting ''Noble Beast'' to be his breakthrough album, to transform him from cult phenomenon to pop star. The CD won't be released until Jan. 20, but an early and aggressive marketing push is already paying off in commitments from a few major retail chains, airtime on several influential rock radio stations and an offer to appear on ''Late Show With David Letterman.''</w:t>
         <w:br/>
-        <w:t>Pullman today is a comfortable, middle-class, almost somnolent residential community. From the south veranda of the Florence, visitors can look across Arcade Park to Arcade Row, a dozen substantial houses on 112th Street designed for company officials - Foremen's Row on St. Lawrence Avenue and where 112th and St. Lawrence intersect Green Stone Church and Parsonage, built in Gothic style of green-tinged serpentine rock, sometimes called ''frog stone.'' Catercorner is the Greystone Mansion, unusual, as is the church, in not being brick, where a succession of town doctors lived.</w:t>
+        <w:t xml:space="preserve">  Bird has made seven albums on three different labels, and pressed numerous live EPs himself, but he has never had this kind of promotional support behind him. An executive at one of his previous labels once told Bird that he had to stop riding around towns on his bike and putting up posters and start acting like a rock star. ''My reaction was, 'Are you kidding me?' '' Bird recalls. '' 'That's your marketing plan? Me sitting around and acting like a rock star?' ''</w:t>
         <w:br/>
-        <w:t>On streets off the park are houses for employees of lower stations: ''workers' cottages,'' really two- and three-story row houses, along Champlain Avenue and, most remote and most modest, the ''block houses'' and three-flat ''grand villa housing'' on Langley for single men and young families.</w:t>
+        <w:t xml:space="preserve">  At 35, Bird has spent almost 15 years working relentlessly for the sort of exposure he now seems poised to enjoy. ''Six years ago, when I was still struggling, I just wanted to go anywhere in the world and play for 300 people,'' he says.</w:t>
         <w:br/>
-        <w:t>Just to the north of the residential area stand the remaining factories - some of the erecting shops and, most notably, the striking administration building and clock tower. (The State Legislature recently voted funds to acquire these structures from Perlow Steel, their current owner, as the first step toward converting them into an Illinois transport and travel museum.) Right across 111th Street from the works in ''executive row'' are semidetached houses occupied by high-ranking officers.</w:t>
+        <w:t xml:space="preserve">  And yet when I first met Bird a couple of weeks before the Hideout show, he didn't have the air of an underappreciated artist finally about to be given his due. On the contrary, he seemed worried about losing control over a career that he is accustomed to micromanaging. He wondered, for instance, if ''Noble Beast'' was perhaps being promoted too aggressively. Bird's publicist had wanted him to play one of the first shows on his coming tour at Radio City Music Hall (capacity: 6,000). Bird was concerned that it was too big a venue, that he might fail to make a connection with the audience and that things could easily spiral downward from there. They compromised on Carnegie Hall, which seats about 3,000.</w:t>
         <w:br/>
-        <w:t>All this was the conception of Solon S. Beman, Pullman's Brooklyn-born architect, who created, at the remarkably young age of 27, a beautiful complex of complementary structures - factories, housing and public buildings - generally in the Romanesque Revival or Gothic mode, almost entirely of brick. The bricks were made by the Pullman Company from Lake Calumet clay; colors vary from red to orange because the composition changed as the excavation deepened.</w:t>
+        <w:t xml:space="preserve">  ''A lot of bands get hyped and go from playing for no one to playing for thousands of people, most of whom are standing there with their arms folded saying, 'O.K., are you really as good as everyone says you are?' '' Bird told me. ''I've never had to deal with that. I've gotten here by winning one person at a time.''</w:t>
         <w:br/>
-        <w:t>George M. Pullman is thought to have based his town on Sir Titus Salt's woolen-manufacturing Saltaire in northern England. Apparently Pullman's motives were less altruistic than Salt's, however. While Pullman provided better housing and services - sanitation, recreation, education - than were generally available to the working class at the time, making his employees happier and healthier seems to have been a secondary objective to making them more productive.</w:t>
+        <w:t xml:space="preserve">  BIRD GREW UP IN the northern suburbs of Chicago. His mother, an artist, had visions of all of her children playing classical music, but Bird, the second-youngest of four, was the only one who took to it. He began violin lessons at age 4, using the Suzuki method, which stresses learning by ear.</w:t>
         <w:br/>
-        <w:t>And Pullman certainly gave nothing away; everything in his town, including the church, was geared to make a profit - 6 percent annually, the lowest he deemed acceptable. Rents were high, and so was the level of resentment. In addition to houses, parks and a hotel, Pullman supplied a library, school, hospital, community stable (still standing, its history given away by the horses, heads flanking the door) and shopping arcade - but no saloons, except the bar in the Florence, which was priced so high it was effectively the preserve of wealthy visitors. At its peak, Pullman's model town housed more than 12,000. Today the population of Pullman is roughly 2,800.</w:t>
+        <w:t xml:space="preserve">  In high school, while Bird's friends were listening to the Smiths and the Cure, he was listening to Mozart's Requiem. At Northwestern, though, he began to chafe against his classical training. Bird resented the conservatory's self-gratifying ethos, the prevailing view that the headier the piece of music the better, even if it alienated the audience. He wanted to improvise rather than play written notes. ''There is something comforting about going into a practice room, putting your sheet music on a stand and playing Bach over and over again,'' he told me one night at a hipster dive bar in Chicago's Wicker Park neighborhood. ''But at the same time, it's not demanding much of you.'' </w:t>
         <w:br/>
-        <w:t>The great Pullman strike of 1894 - a result, in part, of management's decision to cut wages without reducing rents - was the beginning of the end for Pullman as a company town, and for the kind of paternalism it represented. Then in 1898, the year after George M. Pullman's death, the Illinois Supreme Court ordered the town sold to its residents. In the early 1960's it almost disappeared entirely in favor of an industrial park.</w:t>
+        <w:t xml:space="preserve">  Bird moved to Chicago after graduation. He was intent on making his living playing the violin, but he had no desire to audition for classical orchestras. He cobbled together a modest living performing anywhere he could -- weddings, funerals, Irish pubs, even a weekend Renaissance fair in Wisconsin.</w:t>
         <w:br/>
-        <w:t>But the town's inhabitants - many of them third- and fourth-generation Pullmanites - turned back this plan, and the upswing began. In 1969 Pullman was recognized as an Illinois landmark and later as a National Landmark District.</w:t>
+        <w:t xml:space="preserve">  Musically, Bird remained something of a misfit. He had lost interest in classical concertos, but he couldn't relate to the stark, self-consciously simplistic sound of the post-punk scene that flourished in Chicago in the 1990s. Bird turned elsewhere for inspiration, greedily soaking up a dizzying array of musical genres, from Gypsy to calypso to swing to folk to the so-called hot jazz of the Roaring Twenties. ''I was on a binge for four or five years, just devouring everything I could get my hands on,'' he told me.</w:t>
         <w:br/>
-        <w:t>Right now Pullman is at that perfect point of preservation where - though amply enough interpreted so that any reasonably enterprising visitor can apprehend and appreciate its history - it hasn't become fossilized or prettified. The town is no Williamsburg but rather a modest, diverse community conscious of its rich past and going about its business.</w:t>
+        <w:t xml:space="preserve">  In his early 20s, Bird got the break that every aspiring musician hopes for: a young executive at Rykodisc, Andrea Troolin, dug his demo out of the slush pile and offered him a record contract. Bird organized a band -- Andrew Bird's Bowl of Fire -- to back him, and they drove down to New Orleans to record their first album, ''Thrills,'' in five adrenaline-fueled days. They had a tiny budget, and Bird, who was obsessed with early American jazz at the time, insisted that they make the record the old-fashioned way -- with everyone gathered around a single ribbon microphone, playing each song until they got it right, however late into the night they had to work.</w:t>
         <w:br/>
-        <w:t xml:space="preserve"> </w:t>
+        <w:t xml:space="preserve">  Bird recorded two more albums with the Bowl of Fire. It can be hard to tell, listening to those records, that they are the work of the same artist who made ''Noble Beast.'' The songs zigzag wildly across Bird's eclectic record collection. His subtle, lilting voice is rendered almost unrecognizable as he channels everything from raspy bluesmen to Berlin cabaret singers.</w:t>
         <w:br/>
-        <w:t>A COMPANY TOWN</w:t>
+        <w:t xml:space="preserve">  None of the Bowl of Fire's records sold. The band's tours became increasingly depressing affairs. ''We'd roll into town, and there would be no posters advertising our show and no radio stations playing our songs,'' Bird told me. ''Forty people would show up, and we'd get paid $500, if we were lucky.''</w:t>
         <w:br/>
-        <w:t xml:space="preserve"> </w:t>
+        <w:t xml:space="preserve">  In the winter of 2002, with his career going nowhere, Bird decided to change his surroundings. He gave up his small apartment in the city and moved into a barn on his family's farm in rural Illinois. During his self-imposed exile, Bird came back to Chicago one night to open up for a local folk band, the Handsome Family, at an old Irish dance hall. The rest of the Bowl of Fire wasn't available, so Bird reluctantly agreed to play alone. In addition to his violin, he brought with him a looping station that he'd been fooling around with on the farm. For the first time, he tried whistling onstage, an act of desperation to keep the audience entertained. ''I was worried they were all thinking: Where's the band?'' Bird recalls. </w:t>
         <w:br/>
-        <w:t>Getting There</w:t>
+        <w:t xml:space="preserve">  The show went surprisingly well, and Bird, encouraged by the response, decided to go out on his own. Within a matter of months, he was recording his first solo album, ''Weather Systems,'' and was soon back out on the road, this time with only his violin and his looping station. He played as many shows as he could, often opening for bigger artists like Ani DiFranco. ''They were guerrilla attacks,'' Bird says. ''I would play for 30 minutes for 2,000 people, none of whom knew who I was.'' After each performance, he would race out to the lobby to man his own merchandise table, filling his pockets with the cash from CDs that he bought at a discount from his label. Then he'd get in his van, drive off to another town and do it all over again.</w:t>
         <w:br/>
-        <w:t>About 13 miles from the Loop, Pullman is most readily reached from downtown Chicago by the Metra trains on the University Park line - the Metra Electric. Get off at the Pullman-111th Street stop, which is right across the street from the Hotel Florence. Some trains don't stop at Pullman; for these, the Kensington-115th stop is fine, though slightly less convenient to the Florence.</w:t>
+        <w:t xml:space="preserve">  Bird's second solo album, ''The Mysterious Production of Eggs,'' released in 2005, garnered critical praise -- including an 8.3 out of 10 rating on the music-criticism Web site Pitchfork, a powerful taste-maker in the indie-rock world -- and became a modest sleeper success as word of mouth spread. Bird gradually built a following, while at the same time honing his sound. ''In his first couple of albums, you can hear a lot of his influences,'' says Troolin, who left Rykodisc many years ago but has continued working with Bird as his manager. ''I think it was a matter of him getting that out of his system in some ways and figuring out what an Andrew Bird song sounds like.''</w:t>
         <w:br/>
-        <w:t xml:space="preserve"> </w:t>
+        <w:t xml:space="preserve">  ONE DAY IN CHICAGO, I went with Bird to test out the new speakers he'll be using on his ''Noble Beast'' tour. He is going to be touring with a full band -- a drummer, a guitarist and a bass player -- and he wanted to make sure his violin wasn't going to be drowned out by the rest of the ensemble.</w:t>
         <w:br/>
-        <w:t>Tours</w:t>
+        <w:t xml:space="preserve">  Bird, who plays upward of 200 shows a year, was in the midst of a rare stretch of uninterrupted down time at home. His tours are exhausting. The shows are physically demanding, the rhythm of performing emotionally destabilizing. ''There's this huge outpouring of energy, and if you're lucky a catharsis, but then there's this big gaping hole when you're done,'' he told me.</w:t>
         <w:br/>
-        <w:t>Guided tours, $3.50, are offered on the first Sunday of each month from May through October. They include a multimedia show and entry to the Pullman Center (formerly a boarding house, later a Masonic lodge, then purchased by the Historic Pullman Foundation as a community meeting place), Green Stone Church and Hotel Florence.</w:t>
+        <w:t xml:space="preserve">  But slowing down and re-entering reality was proving to be even more difficult for him. Bird is something of a loner. When he's not on tour, he spends much of his time by himself in the barn on his family's farm, where he does most of his writing and composing. Being back home, bumping into old friends whom he hadn't talked to in months, was reminding him of what he gave up to play music. He was feeling, as he put it, ''a little bit like a ghost in my own town.'' Bird's life in Chicago seemed particularly tenuous to him at the moment; he had just come off a difficult breakup and was living for the time being with his brother. </w:t>
         <w:br/>
-        <w:t>Private homes - different ones each year, selected as representative examples of either accurate restoration or thoughtful modernization - are open to the public on the second weekend of October from 11 A.M. to 5 P.M. Tours are $8 in advance and $10 the day of the tour. For reservations: Historic Pullman Foundation, 312-785-8181.</w:t>
+        <w:t xml:space="preserve">  In a music workshop in the neighborhood of Humboldt Park, Bird plugged his violin into his looping station, his looping station into his amplifiers and his amplifiers into two eight-foot-tall fiberglass speakers shaped like horns. (Imagine the familiar Victrola phonograph icon, reinterpreted by Lewis Carroll.) The sun slanted through a giant wall of windows; outside, the streets were covered in a light dusting of snow.</w:t>
         <w:br/>
-        <w:t>Self-guided walking tour maps, are available at the Florence, which is open for touring only during meal hours.</w:t>
+        <w:t xml:space="preserve">  In conversation, Bird is earnest and soft-spoken, so it was more than a little startling when he suddenly and almost violently thrust his bow across his violin a few times, producing what could have been the opening of a Mozart composition. ''The first notes I still play when I start a sound check are classical,'' he said. ''Those are my roots.'' </w:t>
         <w:br/>
-        <w:t>Restaurant</w:t>
+        <w:t xml:space="preserve">  Compositionally, Bird takes simple melodies and gradually extends them into complex arrangements. These melodies pop into his head unannounced. The way it usually works, he will suddenly find himself whistling a new one -- Bird is constantly whistling -- or even chewing his food to it. He never records melodies or even writes them down. He assumes that if they're worth remembering, he'll remember them. The longer they remain lodged in his head, the more likely it is that they will eventually be fashioned into a song. ''It's like I'm my own Top 40 radio station, playing the things that get under my skin,'' Bird says. ''The ones that really stick are the hits.''</w:t>
         <w:br/>
-        <w:t>At the Florence, lunch is served Monday through Friday 11 A.M. to 2 P.M., offering soups, salads, hamburgers, sandwiches and specials for under $6; Saturday breakfast, 9 A.M. to 1 P.M., ample and very reasonable, and Sunday brunch, 10 A.M. to 3 P.M., featuring roast beef, chicken and cold salads along with the breakfast staples of eggs, sausage, bacon and corned beef hash, $8.95, $4.95 for children and $2.50 for toddlers). There's a cozy bar.</w:t>
+        <w:t xml:space="preserve">  Bird's approach to songwriting is similarly intuitive and impressionistic. Often, a word or phrase will catch his eye for no apparent reason. Or he might hear a sound -- the creaking of a door, the wailing of an infant -- or experience a feeling that he'll want to match to words. He is more interested in how the words in his lyrics sound, in the mood they create and sense they relate, than in their literal meaning. </w:t>
         <w:br/>
-        <w:t>Call 312-785-8900 for information or to make reservations for parties of seven or more. K. Z.</w:t>
+        <w:t xml:space="preserve">  Bird is essentially inverting the typical songwriting process. The classic singer-songwriter sits down with a notebook to write a song about something. Bird assembles his songs out of his mental collection of resonant words and phrases. So even when the subject of a song is conventional, the lyrics aren't. Take, for instance, ''Not a Robot, But a Ghost,'' on ''Noble Beast.'' It's a breakup song, anchored in the disconnected feeling Bird experienced after the end of his most recent relationship -- or more specifically, how he felt when he heard a powerful piece of music while in the throes of that post-breakup funk: having been moved by the music, he no longer felt like a robot, but he still felt like a ghost.</w:t>
+        <w:br/>
+        <w:t xml:space="preserve">  Recording is a miserable process for Bird. He frets about sounding too careful, about not being at his best without an audience to engage and impress. To preserve a sense of spontaneity, he never goes into the studio with finished songs. He eats lunch standing up and works 15 hours a day -- ''until I'm just stupid and in a daze'' -- so that he won't have time to question everything he's doing. He produces his own albums and is often displeased with what he hears; he twice scrapped ''The Mysterious Production of Eggs'' in its entirety. </w:t>
+        <w:br/>
+        <w:t xml:space="preserve">  Bird approached ''Noble Beast'' a bit differently. He was determined not to labor endlessly over it, beginning the studio work last spring in Nashville and finishing it this fall in Chicago. Bird's ambitions and talents can send him in a lot of different directions. His last album, ''Armchair Apocrypha,'' is sprawling, ''erratic and ecstatic,'' as Bird puts it. On ''Noble Beast,'' he worked hard not to let himself get carried away, to keep his songs as simple and direct as possible. He wanted the record to be characterized not by the countless peaks and valleys of his live performances but by a single, unifying palette. Having spent much of his career deliberately avoiding repetition, Bird cautiously embraced it on ''Noble Beast.'' The result is a focused record with a couple of genuinely catchy pop songs. </w:t>
+        <w:br/>
+        <w:t xml:space="preserve">  Fat Possum's hopes are high. The label is expecting ''Noble Beast'' to sell at least 25,000 copies during its first week, more than twice what ''Armchair Apocrypha,'' Bird's biggest record to date, sold when it made its debut.</w:t>
+        <w:br/>
+        <w:t xml:space="preserve">  Bird's trajectory, his gradual climb to success, is unusual for a business in which careers tend to be made on the back of a big break. But his increasing popularity may also say something broader about the shifting dynamics of the industry. The rock-music business has long been dominated by major labels following a simple formula: They saw what bands were selling and looked for others that sounded just like them. And because these same labels held what often seemed like exclusive access to the key retailers and influential radio stations, it was difficult for independent record companies and more inventive, esoteric artists to find traction in the general public. But with the precipitous drop in record sales, the major labels have lost much of their leverage, and with it, their ability to determine what records will become popular. ''Andrew is worried that if he goes too mainstream, he's going to offend his hard-core fans,'' says Steve Martin, one of Bird's publicists. ''I told him that mainstream no longer exists.''</w:t>
+        <w:br/>
+        <w:t xml:space="preserve">  As the sun was setting, Bird improvised a song based on a melody that had been in his head for a couple of weeks. He began by plucking out a rhythm on his violin. Once he had started the melody looping, he set the violin on his shoulder and started scraping the bow across the strings, his eyes squinting shut as he entered the thrall of the music. He tapped the foot pedal once more and delivered a sustained, almost eerie whistle into a small microphone wedged into the tailbone of his violin. The room gradually filled with sound as he constructed a song, bit by 15-second bit. Then, with one more click of the pedal, silence was suddenly restored. Bird opened his eyes. ''I can gratify myself for hours with this setup,'' he said. </w:t>
+        <w:br/>
+        <w:br/>
+        <w:t>http://www.nytimes.com</w:t>
         <w:br/>
         <w:br/>
         <w:t>Graphic</w:t>
@@ -111,7 +124,7 @@
         <w:br/>
         <w:t xml:space="preserve"> </w:t>
         <w:br/>
-        <w:t>Photos: The Hotel Florence, built by George M. Pullman; Administration building of the Pullman Palace Car Company; Hotel Florence, interior; Foremen's Row, built for Pullman officials. (Photographs by Jack Spratt for The New York Times); Map of Illinois showing location of Pullman.</w:t>
+        <w:t>PHOTO (PHOTOGRAPH BY PAUL D'AMATO) (pg.MM21)</w:t>
       </w:r>
     </w:p>
     <w:sectPr>
